--- a/policies/sources/Diversity_Policy.docx
+++ b/policies/sources/Diversity_Policy.docx
@@ -14113,7 +14113,7 @@
     </w:p>
     <w:p>
       <w:pPr>
-        <w:pStyle w:val="Heading1"/>
+        <w:pStyle w:val="ListParagraph"/>
         <w:numPr>
           <w:ilvl w:val="0"/>
           <w:numId w:val="43"/>
@@ -14139,7 +14139,7 @@
     </w:p>
     <w:p>
       <w:pPr>
-        <w:pStyle w:val="Heading1"/>
+        <w:pStyle w:val="ListParagraph"/>
         <w:numPr>
           <w:ilvl w:val="0"/>
           <w:numId w:val="43"/>
@@ -14165,7 +14165,7 @@
     </w:p>
     <w:p>
       <w:pPr>
-        <w:pStyle w:val="Heading1"/>
+        <w:pStyle w:val="ListParagraph"/>
         <w:numPr>
           <w:ilvl w:val="0"/>
           <w:numId w:val="43"/>
@@ -14191,7 +14191,7 @@
     </w:p>
     <w:p>
       <w:pPr>
-        <w:pStyle w:val="Heading1"/>
+        <w:pStyle w:val="ListParagraph"/>
         <w:numPr>
           <w:ilvl w:val="0"/>
           <w:numId w:val="43"/>

--- a/policies/sources/Diversity_Policy.docx
+++ b/policies/sources/Diversity_Policy.docx
@@ -11947,7 +11947,7 @@
           </mc:Choice>
           <mc:Fallback>
             <w:pict>
-              <v:group w14:anchorId="5E8214C8" id="Group 2" o:spid="_x0000_s1026" style="position:absolute;margin-left:0;margin-top:.85pt;width:595.25pt;height:841pt;z-index:-251658752;mso-wrap-distance-left:0;mso-wrap-distance-right:0;mso-position-horizontal-relative:page;mso-position-vertical-relative:page;mso-width-relative:margin;mso-height-relative:margin" coordsize="75603,106807" o:gfxdata="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">
+              <v:group w14:anchorId="65BCB938" id="Group 2" o:spid="_x0000_s1026" style="position:absolute;margin-left:0;margin-top:.85pt;width:595.25pt;height:841pt;z-index:-251658752;mso-wrap-distance-left:0;mso-wrap-distance-right:0;mso-position-horizontal-relative:page;mso-position-vertical-relative:page;mso-width-relative:margin;mso-height-relative:margin" coordsize="75603,106807" o:gfxdata="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">
                 <v:shape id="Graphic 3" o:spid="_x0000_s1027" style="position:absolute;width:75603;height:106807;visibility:visible;mso-wrap-style:square;v-text-anchor:top" coordsize="7560309,10680700" o:gfxdata="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" path="m2259,8318500r-2259,l,10337800r17950,25400l43719,10388600r25455,25400l94301,10439400r24791,25400l143534,10490200r35905,38100l252058,10604500r36701,25400l325712,10668000r20480,12700l2530108,10680700r-29969,-38100l2469297,10591800r-31748,-38100l2404860,10502900r-33664,-38100l2336522,10414000r-35718,-38100l2264008,10325100r-37909,-38100l2187043,10236200r-40237,-38100l2118704,10160000r-28679,-25400l2060761,10096500r-29861,-25400l2000430,10033000r-31089,-25400l1937623,9969500r-32359,-25400l1872253,9918700r-33674,-38100l1804232,9855200r-35031,-38100l1733475,9791700r-36433,-38100l1659893,9728200r-37878,-38100l1583399,9664700r-39366,-38100l1503907,9601200r-40898,-38100l1421329,9537700r-42473,-38100l1335578,9474200r-44093,-38100l1246567,9410700r-45756,-38100l1154208,9347200r-47461,-38100l1058416,9283700r-49212,-38100l959101,9220200r-51004,-38100l856179,9156700r-52842,-38100l801864,9118600r-74739,-50800l689827,9029700r-37237,-25400l615420,8966200r-37093,-25400l541319,8902700r-36913,-25400l321543,8686800,177816,8534400r-35505,-50800l71875,8407400,36960,8356600,2259,8318500xem1257469,6896100r-1205871,l59142,6908800r-38,12700l55179,6959600r-6389,38100l38091,7061200r-16030,76200l,7213600,,8255000r31126,38100l65615,8331200r34698,50800l170294,8458200r35264,50800l312327,8623300r180621,190500l529386,8839200r73110,76200l639150,8940800r36705,38100l749386,9029700r36805,38100l823009,9093200r57534,38100l936993,9156700r55380,38100l1046697,9232900r53281,25400l1152230,9296400r51236,38100l1253701,9372600r49247,25400l1351221,9436100r47312,38100l1444899,9512300r45432,25400l1534844,9575800r43608,38100l1621168,9639300r41837,38100l1703979,9715500r40122,38100l1783386,9779000r38462,38100l1859501,9855200r36856,25400l1932432,9918700r35306,38100l2002289,9982200r33810,38100l2069182,10058400r32369,25400l2133220,10121900r30984,38100l2194514,10185400r29652,38100l2253173,10261600r28376,25400l2309307,10325100r27154,38100l2363025,10388600r25988,38100l2414437,10452100r24876,38100l2463654,10515600r23818,38100l2510783,10591800r22817,25400l2555937,10655300r21869,25400l4291779,10680700r-25288,-50800l4241959,10579100r-23788,-50800l4195120,10477500r-22325,-50800l4151188,10375900r-20899,-50800l4110089,10261600r-19510,-50800l4071749,10160000r-18159,-50800l4036093,10071100r-16845,-50800l4003047,9969500r-15567,-38100l3972537,9880600r-14327,-38100l3944489,9804400r-13124,-38100l3918829,9740900r-11958,-25400l3895482,9677400r-20951,-38100l3853019,9588500r-22082,-50800l3808276,9499600r-23250,-50800l3761178,9410700r-24454,-50800l3711655,9321800r-25694,-38100l3659634,9232900r-26971,-38100l3605041,9156700r-28283,-38100l3547806,9067800r-29632,-38100l3487855,8991600r-31016,-38100l3425116,8915400r-32437,-38100l3359517,8839200r-33894,-25400l3290986,8775700r-35388,-38100l3219449,8699500r-36917,-25400l3144835,8636000r-38483,-38100l3067072,8572500r-40086,-38100l2944972,8483600r-41810,-38100l2817747,8394700,2286568,8089900r-43274,-25400l2200522,8026400r-83737,-50800l2075970,7937500r-40013,-25400l1996822,7874000r-38183,-25400l1921483,7810500r-35016,-38100l1852281,7747000r-33394,-38100l1786253,7670800r-31911,-38100l1723120,7594600r-30569,-38100l1662600,7518400r-29368,-38100l1604413,7442200r-28307,-38100l1548278,7366000r-27386,-50800l1493914,7277100r-26605,-38100l1441042,7200900r-25965,-38100l1389380,7112000r-25465,-38100l1338647,7035800r-25106,-50800l1263677,6908800r-6208,-12700xem2023332,l,,,38100r922,l14209,88900r14438,50800l44216,190500r16681,38100l78668,279400r18843,50800l117404,381000r20926,38100l160267,469900r22928,38100l207095,558800r24851,38100l257730,647700r26695,38100l312012,736600r28848,38100l370227,812800r29900,38100l430573,901700r31007,38100l493161,977900r32171,38100l558106,1054100r33392,38100l625520,1130300r34669,38100l695517,1193800r36002,38100l768209,1270000r37392,38100l843710,1333500r38839,38100l922133,1397000r32443,25400l991171,1447800r39936,38100l1073571,1511300r44182,25400l1208023,1587500r44463,38100l1295421,1651000r40593,38100l1373455,1714500r33477,38100l1435632,1778000r23113,38100l1475459,1854200r16489,63500l1497150,1981200r-1912,50800l1489727,2070100r-8775,50800l1469249,2171700r-14294,50800l1438406,2273300r-18468,50800l1399887,2374900r-21297,50800l1356382,2476500r-22782,50800l1287658,2628900r-22488,50800l1243453,2730500r-20611,38100l1203674,2819400r-17390,38100l1171010,2895600r-12823,38100l1143181,2984500r-14249,38100l1115470,3073400r-12646,50800l1091022,3175000r-10928,50800l1070070,3263900r-9093,50800l1052845,3365500r-7142,50800l1039581,3467100r-5075,50800l1030508,3568700r-2891,38100l1025861,3657600r-592,50800l1025917,3759200r1966,50800l1031198,3860800r4698,50800l1042008,3962400r7560,50800l1058608,4064000r10552,50800l1081258,4165600r13674,50800l1110216,4254500r16927,50800l1145744,4356100r20308,50800l1188101,4457700r23820,38100l1236205,4546600r25377,38100l1288010,4635500r27441,38100l1343865,4711700r29347,38100l1403453,4787900r31095,38100l1466458,4864100r32684,38100l1532562,4940300r34116,38100l1601449,5003800r35389,38100l1672803,5067300r36502,38100l1746305,5130800r37459,38100l1821640,5194300r38256,38100l1937385,5283200r39154,38100l2055470,5372100r39697,38100l2214709,5486400r39866,38100l2373673,5600700r39401,38100l2491190,5689600r38636,38100l2568129,5753100r35410,38100l2640934,5816600r38002,25400l2716169,5880100r35088,38100l2782823,5956300r26668,38100l2829884,6032500r12743,38100l2846234,6108700r228,12700l2843507,6159500r-8045,50800l2823558,6261100r-14533,50800l2793092,6362700r-16102,50800l2761949,6464300r-12749,50800l2739972,6553200r-9132,50800l2723037,6667500r-6326,50800l2712009,6769100r-2930,50800l2708070,6883400r839,38100l2711496,6972300r4439,50800l2722331,7073900r8459,50800l2741634,7175500r12452,50800l2768077,7277100r15464,38100l2800408,7366000r18203,50800l2838083,7454900r20671,50800l2880558,7543800r22867,50800l2927289,7632700r24792,50800l2977733,7721600r26445,38100l3031346,7810500r27825,38100l3087585,7886700r28934,38100l3145905,7975600r29771,38100l3205763,8051800r30336,38100l3297245,8178800r30674,38100l3358302,8255000r30039,38100l3418038,8343900r29355,38100l3476408,8420100r28675,50800l3533418,8509000r27997,38100l3589075,8597900r27323,38100l3643386,8686800r26652,38100l3696356,8775700r25985,38100l3747993,8864600r25321,38100l3798303,8953500r24660,38100l3847293,9042400r24002,38100l3894970,9131300r23348,38100l3941340,9220200r22697,50800l3986433,9309100r21993,50800l4030017,9410700r21188,38100l4071990,9499600r20384,50800l4112356,9588500r19580,50800l4151115,9690100r18778,50800l4188271,9779000r17977,50800l4223825,9880600r17176,50800l4257779,9969500r16377,50800l4290135,10071100r15580,50800l4320896,10172700r14783,50800l4350064,10274300r13987,38100l4377640,10363200r13193,50800l4403949,10464800r12714,50800l4428976,10566400r11917,50800l4452417,10668000r2780,12700l5587617,10680700r-28571,-101600l5530611,10477500r-28300,-101600l5474146,10274300r-14032,-50800l5446115,10185400r-27898,-101600l5404317,10045700r-13867,-50800l5376616,9956800r-13801,-50800l5335310,9829800r-13704,-50800l5294295,9702800r-13607,-50800l5253569,9575800r-21202,-63500l5211243,9448800r-21046,-63500l5169228,9334500r-20892,-63500l5127521,9220200r-20740,-63500l5086117,9105900r-20588,-63500l5024574,8940800r-40659,-101600l4943546,8737600r-40082,-101600l4883529,8597900r-39659,-101600l4824145,8458200r-19656,-50800l4765382,8331200r-19452,-50800l4707226,8204200r-19252,-38100l4668787,8115300r-38179,-76200l4592686,7962900r-37669,-76200l4536277,7861300r-37297,-76200l4461927,7708900r-44285,l4403973,7696200r-14298,l4374757,7683500r-15535,l4326391,7658100r-35042,-12700l4254318,7620000r-38796,-25400l4175209,7569200r-41581,-25400l4091039,7518400r-43333,-38100l4003889,7454900r-88032,-76200l3872165,7353300r-62441,-50800l3749318,7251700r-57549,-50800l3637903,7162800r-49362,-38100l3544509,7086600r-37881,-38100l3475724,7023100r-23106,-25400l3433088,6985000r-4191,l3426750,6972300r1512,-12700l4048124,6959600r-7773,-12700l4017123,6896100r-23138,-38100l3970937,6807200r-22960,-38100l3925104,6718300r-22786,-38100l3857001,6578600r-17403,-38100l3822245,6515100r-51756,-114300l3719173,6286500r-17009,-38100l3685203,6197600r-50606,-114300l3617821,6032500r-33419,-76200l3567759,5905500r-16598,-38100l3518093,5765800r-16470,-38100l3468808,5626100r-32649,-101600l3403671,5422900r-32330,-101600l3355234,5257800r-16069,-50800l3323134,5143500r-15993,-50800l3291184,5029200r-15921,-50800l3243530,4851400r-15814,-63500l3213915,4724400r-13302,-50800l3187802,4622800r-12326,-50800l3163628,4521200r-11377,-63500l3141337,4406900r-10457,-38100l3120872,4318000r-9564,-50800l3102179,4216400r-8700,-38100l3085200,4127500r-7863,-38100l3069881,4038600r-7055,-38100l3056165,3949700r-6274,-38100l2957149,3911600r-35115,-12700l2884803,3886200r-39169,-12700l2804696,3848100r-42492,-25400l2718370,3810000r-39894,-25400l2555205,3708400r-41716,-38100l2430150,3619500r-41281,-38100l2348076,3556000r-65217,-50800l2220191,3467100r-59348,-50800l2105585,3378200r-50398,-50800l2010421,3289300r-38365,-25400l1940862,3238500r-23252,-25400l1898001,3200400r-4242,l1891587,3187700r1461,-12700l1901861,3175000r6846,-12700l2996877,3162300r786,-25400l3000827,3073400r4270,-50800l3010377,2971800r6197,-50800l3023593,2870200r7747,-38100l3039721,2794000r8920,-50800l3058006,2705100r15370,-50800l3089206,2603500r15914,-50800l3120746,2501900r14964,-38100l3149638,2413000r12521,-38100l3174538,2324100r9492,-38100l3190114,2235200r2156,-50800l3190316,2133600r-6158,-50800l3173329,2032000r-15971,-63500l3143608,1917700r-16385,-38100l3108068,1828800r-22061,-50800l3060907,1727200r-28276,-63500l3017261,1638300r-16213,-38100l2983975,1574800r-17948,-38100l2947187,1498600r-19748,-25400l2906766,1435100r-21613,-38100l2862582,1358900r-23543,-38100l2814505,1282700r-25539,-50800l2762404,1193800r-27600,-50800l2706149,1104900r-29725,-50800l2645610,1003300r-31917,-38100l2580656,914400r-34173,-50800l2511157,800100r-36495,-50800l2436982,698500r-38881,-63500l2369347,596900r-28289,-50800l2313232,508000r-27368,-38100l2258951,419100r-26461,-38100l2206477,330200r-25568,-38100l2155782,241300r-24689,-38100l2106838,152400r-23824,-38100l2059616,63500,2036642,25400,2023332,xem3928642,l2477090,r-60,88900l2476217,152400r-1383,50800l2472860,254000r-2588,50800l2467045,342900r-3888,50800l2458584,444500r-5280,50800l2447294,533400r-6765,50800l2432988,622300r46278,63500l2523838,762000r42893,63500l2607974,889000r39620,50800l2685619,1003300r36459,50800l2756999,1117600r33411,50800l2822338,1219200r30473,50800l2881859,1320800r27650,38100l2935788,1409700r24937,38100l2984349,1498600r22337,38100l3027766,1574800r19850,38100l3066264,1651000r17474,38100l3100066,1714500r15211,38100l3129399,1778000r13060,38100l3154485,1841500r11021,38100l3175549,1905000r17267,50800l3206495,2006600r10269,50800l3223836,2095500r4088,50800l3229240,2184400r-2287,50800l3220513,2286000r-9956,50800l3197719,2387600r-15096,50800l3165876,2489200r-17817,50800l3129748,2590800r-11264,38100l3107358,2667000r-10855,38100l3086051,2755900r-9915,38100l3066889,2844800r-8446,50800l3050930,2946400r-6446,50800l3039236,3060700r-3917,63500l3032866,3187700r-714,63500l3032200,3289300r583,38100l3033770,3365500r1407,38100l3037015,3441700r2286,38100l3042045,3517900r3219,38100l3048970,3606800r4207,38100l3057898,3695700r5250,38100l3068940,3784600r6347,50800l3082204,3886200r7500,50800l3097801,3987800r8708,50800l3115841,4089400r9969,50800l3136431,4203700r11287,50800l3159684,4318000r12658,63500l3185707,4445000r14085,63500l3214610,4572000r15567,63500l3246504,4711700r17102,63500l3280905,4851400r17337,63500l3333034,5041900r34955,127000l3403111,5295900r17626,50800l3438407,5410200r17715,50800l3473882,5524500r35661,101600l3527445,5689600r17950,50800l3581443,5842000r18100,38100l3617694,5930900r36459,101600l3672463,6070600r18364,50800l3709245,6159500r18475,50800l3746251,6248400r18587,50800l3820952,6413500r18824,50800l3896614,6578600r57404,114300l3992612,6769100r38860,76200l4070603,6921500r39409,76200l4129822,7023100r19882,38100l4189686,7137400r40276,76200l4284616,7315200r36743,63500l4339824,7404100r37118,76200l4395595,7505700r18718,38100l4451941,7620000r18911,25400l4508871,7721600r38284,76200l4585706,7874000r38821,76200l4663622,8026400r39373,76200l4722785,8153400r39794,76200l4782582,8280400r20074,38100l4822803,8369300r20219,38100l4863313,8458200r20365,38100l4904116,8547100r41098,101600l4986610,8750300r41698,101600l5070311,8953500r21116,63500l5133892,9118600r21350,63500l5176670,9245600r21507,50800l5219763,9359900r21666,63500l5263175,9486900r21826,63500l5306908,9613900r21988,76200l5350966,9753600r22152,63500l5395352,9893300r26151,76200l5434621,10020300r13148,38100l5460945,10109200r26441,76200l5513943,10287000r13323,38100l5540619,10375900r13382,38100l5580856,10515600r26974,101600l5621362,10655300r7446,25400l6171052,10680700r2471,-12700l6179440,10617200r6177,-50800l6192058,10528300r6708,-50800l6205745,10426700r7253,-50800l6220529,10337800r7813,-50800l6236440,10236200r8387,-50800l6253506,10134600r8976,-50800l6271757,10045700r9578,-50800l6291221,9944100r10196,-50800l6311927,9842500r10828,-50800l6333904,9740900r11474,-50800l6357181,9639300r12135,-50800l6381787,9537700r12810,-50800l6407750,9436100r13501,-50800l6435101,9334500r14204,-50800l6463867,9232900r14923,-50800l6494077,9131300r15656,-50800l6525761,9017000r16404,-50800l6558948,8915400r17165,-50800l6593665,8813800r17942,-50800l6629943,8712200r18733,-63500l6667810,8597900r19538,-50800l6713287,8483600r24994,-76200l6762342,8343900r23140,-63500l6807715,8216900r21336,-63500l6849505,8089900r19582,-63500l6887812,7975600r17879,-63500l6922736,7861300r16224,-63500l6954376,7747000r14620,-50800l6982832,7645400r13066,-50800l7008204,7543800r11560,-50800l7030591,7454900r10105,-50800l7050093,7366000r8699,-50800l7066808,7277100r7345,-38100l7080838,7200900r6039,-38100l7092281,7112000r4783,-25400l7101237,7048500r3577,-38100l7107806,6972300r2420,-38100l7112087,6908800r1314,-38100l7114180,6845300r171,-25400l7114437,6807200r-1019,-63500l7112683,6731000r-1802180,l4933986,6007100r-20341,-25400l4892252,5930900r-22339,-38100l4846736,5854700r-23910,-38100l4798290,5778500r-25055,-38100l4721993,5651500r-25974,-50800l4643899,5524500r-25934,-50800l4592258,5422900r-25374,-38100l4541949,5334000r-24388,-38100l4493825,5245100r-22977,-38100l4448737,5156200r-21139,-50800l4407538,5067300r-18874,-50800l4371081,4965700r-16185,-50800l4340217,4876800r-13068,-50800l4315799,4775200r-9526,-38100l4298679,4686300r-5557,-50800l4289709,4597400r-1162,-50800l4290097,4495800r4754,-50800l4302965,4394200r11631,-50800l4329898,4292600r18057,-50800l4365321,4191000r16640,-50800l4397845,4089400r15095,-50800l4427213,3987800r13418,-50800l4453163,3886200r11612,-50800l4475436,3784600r9676,-38100l4493772,3695700r7611,-50800l4507911,3594100r5415,-38100l4517594,3505200r3088,-50800l4522559,3416300r633,-50800l4522580,3327400r-1858,-50800l4517589,3238500r-4439,-50800l4507375,3136900r-7140,-38100l4491698,3048000r-9963,-38100l4470316,2959100r-12907,-38100l4442986,2870200r-15970,-50800l4409468,2781300r-19156,-50800l4369519,2679700r-22461,-38100l4322899,2590800r-25887,-50800l4269366,2489200r-29435,-50800l4214287,2400300r-27063,-38100l4159048,2311400r-28982,-38100l4070911,2197100r-29560,-50800l4012212,2108200r-28411,-38100l3956423,2019300r-26036,-38100l3905998,1930400r-22435,-38100l3863388,1841500r-17606,-38100l3831049,1752600r-11551,-50800l3811882,1663700r-5203,-50800l3803698,1574800r-951,-50800l3803795,1485900r2979,-50800l3811432,1384300r6087,-50800l3824785,1282700r8194,-50800l3841850,1193800r9298,-50800l3870021,1041400r9075,-38100l3887595,952500r8528,-50800l3903996,850900r7214,-50800l3917759,749300r5879,-50800l3928844,660400r4527,-50800l3937215,558800r3155,-50800l3942833,457200r1765,-38100l3945660,368300r-27,-101600l3944482,215900r-1925,-38100l3939852,127000r-3488,-50800l3932085,25400,3928642,xem7560005,2133600r-46735,25400l7449864,2209800r-67978,50800l7342925,2286000r-40045,25400l7261847,2336800r-41922,25400l7133803,2413000r-88508,50800l6773272,2616200r-45260,12700l6683036,2654300r-88715,25400l6591040,2730500r-3186,50800l6584765,2832100r-2987,50800l6578895,2933700r-2775,50800l6573456,3035300r-2549,50800l6568476,3136900r-2310,50800l6563980,3238500r-2057,50800l6559997,3340100r-1791,50800l6556553,3441700r-1511,50800l6553675,3543300r-1218,50800l6551390,3644900r-912,63500l6549724,3759200r-592,50800l6549025,3822700r-106,12700l6548812,3848100r-107,12700l6548667,4064000r195,25400l6548959,4102100r645,63500l6550314,4216400r874,50800l6552228,4318000r1210,50800l6554819,4419600r1554,50800l6558901,4533900r3236,63500l6566056,4660900r4580,50800l6575852,4775200r5828,50800l6588095,4876800r6979,63500l6602592,4991100r8033,50800l6619150,5080000r8991,50800l6637576,5181600r9853,38100l6657677,5257800r10619,50800l6679261,5346700r11288,38100l6708040,5435600r18086,63500l6744730,5549900r19043,50800l6783176,5651500r19687,50800l6822754,5740400r20017,50800l6862836,5829300r20036,50800l6902799,5918200r19741,38100l6944767,6007100r21759,38100l6987693,6096000r20447,50800l7027744,6184900r18634,50800l7063916,6286500r13920,38100l7090791,6362700r11914,50800l7113502,6451600r9604,50800l7131441,6553200r6989,38100l7143999,6642100r4072,50800l7150569,6756400r850,50800l7151153,6845300r-794,25400l7149023,6908800r-1889,38100l7144680,6972300r-3031,38100l7138028,7048500r-4223,38100l7128968,7124700r-5462,38100l7117405,7200900r-6751,38100l7103241,7289800r-8088,38100l7086379,7366000r-9473,50800l7066722,7454900r-10907,50800l7044173,7556500r-12390,50800l7018634,7658100r-13920,50800l6990010,7759700r-15500,50800l6958202,7874000r-17128,50800l6923114,7975600r-18805,63500l6884648,8102600r-20530,63500l6842708,8229600r-22304,63500l6797196,8356600r-24126,63500l6748016,8496300r-25997,63500l6702233,8610600r-19370,63500l6663906,8724900r-18548,50800l6627215,8826500r-17741,50800l6592130,8940800r-16950,50800l6558619,9042400r-16174,50800l6526654,9144000r-15413,50800l6496203,9245600r-14667,63500l6467236,9359900r-13936,50800l6439724,9461500r-13220,50800l6413635,9563100r-12519,50800l6388940,9664700r-11834,50800l6365609,9766300r-11164,50800l6343610,9867900r-10508,50800l6322915,9969500r-9869,50800l6303492,10071100r-9244,50800l6285311,10172700r-8634,50800l6268342,10274300r-8039,50800l6252555,10363200r-7459,50800l6237920,10464800r-6895,50800l6224406,10566400r-6346,38100l6211983,10655300r-3674,25400l6380984,10680700r36836,-25400l6499765,10604500r40723,-38100l6581020,10541000r80410,-76200l6701270,10439400r78856,-76200l6819102,10337800r76954,-76200l6933995,10223500r37555,-38100l7008701,10160000r36729,-38100l7081717,10083800r35826,-38100l7152888,10007600r34846,-38100l7222060,9944100r33789,-38100l7289081,9867900r32655,-38100l7353795,9791700r31444,-25400l7437910,9702800r50700,-63500l7537240,9588500r22765,-25400l7560005,2133600xem7560005,9613900r-5858,12700l7500151,9690100r-56441,63500l7412766,9791700r-31579,25400l7348992,9855200r-32793,38100l7282827,9931400r-33933,38100l7214419,9994900r-34999,38100l7143915,10071100r-35991,38100l7071464,10147300r-36910,38100l6997212,10223500r-37754,25400l6882784,10325100r-78105,76200l6765137,10426700r-79973,76200l6644771,10528300r-40641,38100l6563262,10591800r-41078,38100l6480914,10655300r-36467,25400l7560005,10680700r,-1066800xem4048124,6959600r-585852,l3488137,6985000r22598,25400l3538682,7023100r32794,38100l3608619,7086600r40991,38100l3684841,7150100r37118,25400l3760706,7213600r40120,25400l3842061,7277100r42093,38100l3926849,7340600r43039,38100l4013015,7404100r42957,38100l4103178,7480300r46325,25400l4194578,7543800r43457,25400l4279506,7594600r39115,25400l4349950,7632700r29035,12700l4405394,7658100r23450,12700l4440236,7670800r-16243,-25400l4407800,7607300r-32245,-50800l4350963,7505700r-24488,-38100l4302089,7416800r-24283,-38100l4181668,7200900r-23789,-38100l4134185,7112000r-23598,-38100l4087082,7023100r-38958,-63500xem,5461000l,7061200r9811,-50800l16934,6972300r3795,-38100l22109,6921500r1956,-12700l34504,6908800r7277,-12700l1257469,6896100r-18622,-38100l1189219,6781800r-24869,-50800l1114327,6654800r-25224,-50800l1063690,6565900r-25636,-38100l1012159,6489700r-26189,-50800l959452,6400800r-26882,-38100l905288,6324600r-27715,-38100l849389,6235700r-28689,-38100l791471,6159500r-29802,-38100l731256,6083300r-31057,-38100l668463,6007100r-32452,-38100l602809,5930900r-33986,-25400l534016,5867400r-35661,-38100l461803,5791200r-37478,-25400l385888,5727700r-38408,-25400l308626,5664200r-79000,-50800l189505,5575300,66799,5499100,25156,5473700,,5461000xem7560005,l5457177,r-16705,25400l5420182,76200r-18457,38100l5385048,165100r-14949,38100l5356824,254000r-11652,38100l5335087,342900r-8568,50800l5319415,431800r-5695,50800l5309383,533400r-3032,38100l5304570,622300r-582,50800l5304572,723900r1716,50800l5309079,812800r3812,50800l5317666,914400r5684,50800l5329886,1016000r7334,50800l5345294,1117600r8761,50800l5363444,1219200r9964,50800l5383891,1320800r10944,38100l5406187,1409700r11703,50800l5429888,1511300r12237,50800l5454547,1612900r14483,50800l5481770,1727200r10940,50800l5501791,1828800r7163,50800l5514143,1917700r3156,50800l5518364,2019300r-1130,50800l5513803,2108200r-5795,50800l5499790,2209800r-10703,50800l5475837,2311400r-15858,50800l5441451,2413000r-21258,63500l5401772,2527300r-18203,50800l5365608,2616200r-17694,50800l5330510,2717800r-17088,50800l5296674,2819400r-16384,38100l5264296,2908300r-15582,50800l5233570,3009900r-14681,38100l5204694,3098800r-13684,50800l5177862,3200400r-12588,50800l5153271,3302000r-11395,50800l5131115,3390900r-10103,50800l5111592,3492500r-8714,50800l5094896,3606800r-7227,50800l5081433,3708400r-5558,50800l5070978,3797300r-4255,50800l5063093,3898900r-3023,50800l5057637,4000500r-1862,50800l5054467,4102100r-771,50800l5053695,4254500r744,50800l5055656,4356100r1673,50800l5059439,4457700r2528,50800l5064896,4559300r3310,50800l5071881,4660900r4020,63500l5080248,4775200r4656,50800l5089850,4876800r5218,50800l5100541,4978400r5708,50800l5112174,5080000r6124,50800l5124602,5181600r6467,50800l5137680,5283200r6737,50800l5151261,5384800r6933,50800l5165198,5486400r7057,50800l5200639,5740400r7044,50800l5214670,5842000r6911,50800l5228398,5930900r12343,101600l5247010,6070600r6268,50800l5259496,6172200r6118,50800l5271584,6273800r5772,38100l5282881,6362700r5229,50800l5292993,6464300r4488,50800l5301526,6565900r3551,50800l5310503,6731000r1802180,l7110477,6692900r-4771,-50800l7099200,6578600r-8146,-50800l7081361,6477000r-11146,-38100l7057711,6388100r-13767,-50800l7029006,6299200r-16013,-50800l6995998,6210300r-17882,-38100l6959440,6121400r-19374,-38100l6921349,6045200r-19176,-38100l6862782,5918200r-20049,-38100l6822561,5829300r-20211,-38100l6782184,5740400r-20038,-50800l6742320,5651500r-19529,-50800l6703641,5549900r-18685,-63500l6666818,5435600r-17505,-63500l6632522,5308600r-10135,-38100l6612588,5232400r-9445,-38100l6594074,5143500r-8674,-38100l6577141,5054600r-7823,-38100l6561949,4965700r-6893,-50800l6548657,4864100r-5884,-50800l6537425,4762500r-4794,-63500l6528412,4648200r-3624,-63500l6521778,4533900r-2374,-63500l6517849,4419600r-1381,-50800l6515259,4318000r-1041,-50800l6513344,4216400r-710,-50800l6512086,4114800r-388,-50800l6511817,3848100r101,-12700l6512019,3822700r661,-63500l6513392,3708400r863,-50800l6515264,3606800r1153,-50800l6517711,3505200r1431,-50800l6520708,3403600r1696,-50800l6524230,3302000r1950,-50800l6528252,3200400r2191,-50800l6532750,3111500r2420,-50800l6537699,3009900r2636,-50800l6543074,2908300r2840,-50800l6548851,2819400r3031,-50800l6555005,2717800r3324,-50800l6564484,2578100r6424,-76200l6577584,2413000r6907,-76200l6591611,2247900r7312,-76200l6606409,2082800r7640,-76200l6621823,1930400r7890,-76200l6637699,1778000r8062,-63500l6653881,1638300r8157,-63500l6670214,1498600r16330,-127000l6694659,1308100r8055,-63500l6710692,1181100r7880,-50800l6726334,1079500r7626,-63500l6741430,965200r7295,-50800l6755825,876300r6886,-50800l6769364,787400r6400,-38100l6781892,698500r5836,-25400l6793253,635000r5195,-25400l6803294,571500r4476,-25400l6811858,520700r3680,-12700l6818791,482600r2807,-12700l6823939,457200r4303,-25400l6830998,431800r4983,-12700l7560005,419100,7560005,xem3037495,3873500r-42442,l3020693,3886200r8839,l3037495,3873500xem2996877,3162300r-1088170,l1915753,3175000r6403,l1932811,3187700r24184,12700l1969025,3213100r13621,12700l2014365,3251200r37226,25400l2093756,3314700r46535,38100l2176545,3378200r38047,38100l2254211,3441700r40971,25400l2337285,3505200r43013,25400l2424002,3568700r44174,25400l2512600,3632200r88714,50800l2647220,3721100r45203,25400l2736648,3771900r42973,25400l2821069,3822700r39648,12700l2898291,3848100r35141,12700l2965826,3873500r78705,l3036106,3822700r-7558,-63500l3021832,3695700r-5900,-50800l3010822,3594100r-4345,-50800l3002871,3492500r-2892,-50800l2997774,3390900r-1544,-38100l2995323,3302000r-198,-25400l2995027,3263900r671,-63500l2996877,3162300xem7560005,419100r-701270,l6864920,431800r-102,12700l6863370,444500r-6562,38100l6854103,495300r-3064,25400l6843878,558800r-8433,50800l6825852,660400r-10640,76200l6809157,774700r-6302,38100l6796325,850900r-6742,50800l6782648,939800r-7112,50800l6768266,1041400r-7411,50800l6753321,1143000r-7640,63500l6737953,1257300r-7799,63500l6722303,1384300r-15790,127000l6701083,1549400r-10837,101600l6684851,1689100r-5373,50800l6674134,1790700r-5310,50800l6663555,1892300r-5224,50800l6653158,1993900r-5116,50800l6642989,2095500r-4985,50800l6633093,2197100r-4831,63500l6623516,2311400r-4655,50800l6614303,2413000r-4455,63500l6605501,2527300r-4234,63500l6597153,2641600r44837,-12700l6687369,2603500r45809,-12700l7056464,2413000r89856,-50800l7190269,2336800r43148,-25400l7275652,2286000r41210,-38100l7376897,2209800r57081,-38100l7487727,2133600r50041,-38100l7560005,2082800r,-1663700xem2440066,l2066861,r23192,50800l2113679,88900r24065,50800l2162251,177800r24952,50800l2212606,266700r25855,50800l2264773,355600r26772,50800l2318781,444500r27703,50800l2374659,533400r28649,50800l2410087,533400r6034,-38100l2421429,444500r4605,-50800l2429956,342900r3260,-38100l2435835,254000r2000,-50800l2439237,152400r824,-63500l2440241,25400,2440066,xe" fillcolor="#1a5a8f" stroked="f">
                   <v:path arrowok="t"/>
                 </v:shape>
@@ -12053,7 +12053,7 @@
           </mc:Choice>
           <mc:Fallback>
             <w:pict>
-              <v:shape w14:anchorId="342DB1DB" id="Graphic 1" o:spid="_x0000_s1026" style="position:absolute;margin-left:0;margin-top:0;width:595.25pt;height:841.9pt;z-index:-251661824;visibility:visible;mso-wrap-style:square;mso-wrap-distance-left:0;mso-wrap-distance-top:0;mso-wrap-distance-right:0;mso-wrap-distance-bottom:0;mso-position-horizontal:left;mso-position-horizontal-relative:page;mso-position-vertical:bottom;mso-position-vertical-relative:page;v-text-anchor:top" coordsize="7560309,10692130" o:gfxdata="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" path="m7559992,l,,,10692003r7559992,l7559992,xe" fillcolor="#1c4174" stroked="f">
+              <v:shape w14:anchorId="712B39B0" id="Graphic 1" o:spid="_x0000_s1026" style="position:absolute;margin-left:0;margin-top:0;width:595.25pt;height:841.9pt;z-index:-251661824;visibility:visible;mso-wrap-style:square;mso-wrap-distance-left:0;mso-wrap-distance-top:0;mso-wrap-distance-right:0;mso-wrap-distance-bottom:0;mso-position-horizontal:left;mso-position-horizontal-relative:page;mso-position-vertical:bottom;mso-position-vertical-relative:page;v-text-anchor:top" coordsize="7560309,10692130" o:gfxdata="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" path="m7559992,l,,,10692003r7559992,l7559992,xe" fillcolor="#1c4174" stroked="f">
                 <v:path arrowok="t"/>
                 <w10:wrap anchorx="page" anchory="page"/>
               </v:shape>
@@ -12430,7 +12430,6 @@
         <w:rPr>
           <w:lang w:val="en-GB"/>
         </w:rPr>
-        <w:lastRenderedPageBreak/>
         <w:t>Introduction</w:t>
       </w:r>
       <w:bookmarkEnd w:id="1"/>
@@ -12459,47 +12458,7 @@
           <w:szCs w:val="22"/>
           <w:lang w:val="en-GB"/>
         </w:rPr>
-        <w:t>In BioMar, we have a fundamental belief that results are created by people. BioMar considers diversity a strength which makes a positive contribution to growth and value creation for the company. We believe diversity,</w:t>
-      </w:r>
-      <w:r>
-        <w:rPr>
-          <w:b w:val="0"/>
-          <w:bCs/>
-          <w:sz w:val="22"/>
-          <w:szCs w:val="22"/>
-          <w:lang w:val="en-GB"/>
-        </w:rPr>
-        <w:t xml:space="preserve"> </w:t>
-      </w:r>
-      <w:r>
-        <w:rPr>
-          <w:b w:val="0"/>
-          <w:bCs/>
-          <w:sz w:val="22"/>
-          <w:szCs w:val="22"/>
-          <w:lang w:val="en-GB"/>
-        </w:rPr>
-        <w:t>equality</w:t>
-      </w:r>
-      <w:r>
-        <w:rPr>
-          <w:b w:val="0"/>
-          <w:bCs/>
-          <w:sz w:val="22"/>
-          <w:szCs w:val="22"/>
-          <w:lang w:val="en-GB"/>
-        </w:rPr>
-        <w:t xml:space="preserve"> </w:t>
-      </w:r>
-      <w:r>
-        <w:rPr>
-          <w:b w:val="0"/>
-          <w:bCs/>
-          <w:sz w:val="22"/>
-          <w:szCs w:val="22"/>
-          <w:lang w:val="en-GB"/>
-        </w:rPr>
-        <w:t xml:space="preserve">and inclusion are fundamental drivers for unlocking the full human potential of society. </w:t>
+        <w:t xml:space="preserve">In BioMar, we have a fundamental belief that results are created by people. BioMar considers diversity a strength which makes a positive contribution to growth and value creation for the company. We believe diversity, equity, and inclusion are fundamental drivers for unlocking the full human potential of society. </w:t>
       </w:r>
     </w:p>
     <w:p>
@@ -13678,7 +13637,6 @@
         <w:rPr>
           <w:lang w:val="en-GB"/>
         </w:rPr>
-        <w:lastRenderedPageBreak/>
         <w:t>Inclusion of underrepresented talent</w:t>
       </w:r>
     </w:p>
@@ -13789,7 +13747,7 @@
           <w:szCs w:val="22"/>
           <w:lang w:val="en-GB"/>
         </w:rPr>
-        <w:t xml:space="preserve">At the same time, we commit to safeguarding policies and practices for remuneration, which are gender neutral and to the widest extent possible support the principle of </w:t>
+        <w:t xml:space="preserve">At the same time, we commit to safeguarding policies and practices for remuneration, which are gender neutral and to the widest extent possible support the principle of equal pay for equal work or </w:t>
       </w:r>
       <w:r>
         <w:rPr>
@@ -13799,7 +13757,7 @@
           <w:szCs w:val="22"/>
           <w:lang w:val="en-GB"/>
         </w:rPr>
-        <w:t>equal pay for work of equal value</w:t>
+        <w:t>like</w:t>
       </w:r>
       <w:r>
         <w:rPr>
@@ -13809,7 +13767,7 @@
           <w:szCs w:val="22"/>
           <w:lang w:val="en-GB"/>
         </w:rPr>
-        <w:t>.</w:t>
+        <w:t xml:space="preserve"> value.</w:t>
       </w:r>
     </w:p>
     <w:p>
@@ -13969,7 +13927,6 @@
         <w:rPr>
           <w:lang w:val="en-GB"/>
         </w:rPr>
-        <w:lastRenderedPageBreak/>
         <w:t>Gender diversity in management</w:t>
       </w:r>
     </w:p>
@@ -14375,6 +14332,32 @@
     </w:p>
     <w:p>
       <w:pPr>
+        <w:ind w:left="718"/>
+      </w:pPr>
+      <w:r>
+        <w:t>Approved by the Board of Directors</w:t>
+      </w:r>
+      <w:r>
+        <w:rPr>
+          <w:rFonts w:ascii="Arial" w:hAnsi="Arial" w:cs="Arial"/>
+        </w:rPr>
+        <w:t> </w:t>
+      </w:r>
+      <w:r>
+        <w:t>on</w:t>
+      </w:r>
+      <w:r>
+        <w:rPr>
+          <w:rFonts w:ascii="Arial" w:hAnsi="Arial" w:cs="Arial"/>
+        </w:rPr>
+        <w:t> </w:t>
+      </w:r>
+      <w:r>
+        <w:t>19 May 2026. </w:t>
+      </w:r>
+    </w:p>
+    <w:p>
+      <w:pPr>
         <w:spacing w:after="0" w:line="259" w:lineRule="auto"/>
         <w:ind w:left="0" w:right="10466" w:firstLine="0"/>
         <w:jc w:val="left"/>
@@ -14388,7 +14371,6 @@
           <w:noProof/>
           <w:color w:val="000000"/>
         </w:rPr>
-        <w:lastRenderedPageBreak/>
         <mc:AlternateContent>
           <mc:Choice Requires="wpg">
             <w:drawing>

--- a/policies/sources/Diversity_Policy.docx
+++ b/policies/sources/Diversity_Policy.docx
@@ -12458,7 +12458,7 @@
           <w:szCs w:val="22"/>
           <w:lang w:val="en-GB"/>
         </w:rPr>
-        <w:t xml:space="preserve">In BioMar, we have a fundamental belief that results are created by people. BioMar considers diversity a strength which makes a positive contribution to growth and value creation for the company. We believe diversity, equity, and inclusion are fundamental drivers for unlocking the full human potential of society. </w:t>
+        <w:t xml:space="preserve">In BioMar, we have a fundamental belief that results are created by people. BioMar considers diversity a strength which makes a positive contribution to growth and value creation for the company. We believe diversity, equality, and inclusion are fundamental drivers for unlocking the full human potential of society. </w:t>
       </w:r>
     </w:p>
     <w:p>
@@ -13757,7 +13757,7 @@
           <w:szCs w:val="22"/>
           <w:lang w:val="en-GB"/>
         </w:rPr>
-        <w:t>like</w:t>
+        <w:t>work of equal</w:t>
       </w:r>
       <w:r>
         <w:rPr>
@@ -14329,32 +14329,6 @@
       <w:pPr>
         <w:ind w:left="718"/>
       </w:pPr>
-    </w:p>
-    <w:p>
-      <w:pPr>
-        <w:ind w:left="718"/>
-      </w:pPr>
-      <w:r>
-        <w:t>Approved by the Board of Directors</w:t>
-      </w:r>
-      <w:r>
-        <w:rPr>
-          <w:rFonts w:ascii="Arial" w:hAnsi="Arial" w:cs="Arial"/>
-        </w:rPr>
-        <w:t> </w:t>
-      </w:r>
-      <w:r>
-        <w:t>on</w:t>
-      </w:r>
-      <w:r>
-        <w:rPr>
-          <w:rFonts w:ascii="Arial" w:hAnsi="Arial" w:cs="Arial"/>
-        </w:rPr>
-        <w:t> </w:t>
-      </w:r>
-      <w:r>
-        <w:t>19 May 2026. </w:t>
-      </w:r>
     </w:p>
     <w:p>
       <w:pPr>

--- a/policies/sources/Diversity_Policy.docx
+++ b/policies/sources/Diversity_Policy.docx
@@ -13747,7 +13747,7 @@
           <w:szCs w:val="22"/>
           <w:lang w:val="en-GB"/>
         </w:rPr>
-        <w:t xml:space="preserve">At the same time, we commit to safeguarding policies and practices for remuneration, which are gender neutral and to the widest extent possible support the principle of equal pay for equal work or </w:t>
+        <w:t xml:space="preserve">At the same time, we commit to safeguarding policies and practices for remuneration, which are gender neutral and to the widest extent possible support the principle of equal pay for </w:t>
       </w:r>
       <w:r>
         <w:rPr>
